--- a/Temp/000-comments.docx
+++ b/Temp/000-comments.docx
@@ -13,6 +13,315 @@
         <w:t>002-&lt;description&gt;.md. Make absolutely no other changes.</w:t>
       </w:r>
     </w:p>
+    <w:p/>
+    <w:p>
+      <w:r>
+        <w:br w:type="page"/>
+      </w:r>
+    </w:p>
+    <w:p>
+      <w:r>
+        <w:lastRenderedPageBreak/>
+        <w:t xml:space="preserve">Here are the comments. The </w:t>
+      </w:r>
+      <w:r>
+        <w:t xml:space="preserve">updated version </w:t>
+      </w:r>
+      <w:r>
+        <w:t xml:space="preserve">must be written </w:t>
+      </w:r>
+      <w:r>
+        <w:t xml:space="preserve">into </w:t>
+      </w:r>
+      <w:r>
+        <w:t>C:\GitHub\Berreman\Temp\</w:t>
+      </w:r>
+      <w:r>
+        <w:t>004-&lt;description&gt;.md. Make absolutely no other changes.</w:t>
+      </w:r>
+    </w:p>
+    <w:p>
+      <w:r>
+        <w:t>We agree that [Niche] is what we do not do now but keep as nice to have. We will do [Core] and [Standard].</w:t>
+      </w:r>
+    </w:p>
+    <w:p>
+      <w:r>
+        <w:t>We need lenses</w:t>
+      </w:r>
+      <w:r>
+        <w:t xml:space="preserve"> / non-flat mirrors</w:t>
+      </w:r>
+      <w:r>
+        <w:t xml:space="preserve"> as otherwise we cannot convert planewave into anything else. This is critical, for example, for EUV, which is very sensitive to small angles.</w:t>
+      </w:r>
+    </w:p>
+    <w:p>
+      <w:r>
+        <w:t>Optimization and inverse fitting are clearly very important features. I have Wolfram code that partially does that, but it was never ported to F#. Research this functionality on the web and add to the document.</w:t>
+      </w:r>
+    </w:p>
+    <w:p/>
+    <w:p>
+      <w:r>
+        <w:t>`</w:t>
+      </w:r>
+      <w:r>
+        <w:t>1. Optical-system construction &amp; UI</w:t>
+      </w:r>
+      <w:r>
+        <w:t>`</w:t>
+      </w:r>
+    </w:p>
+    <w:p>
+      <w:r>
+        <w:t>The very important part is to combine optical elements to make an optical system, e.g. light source =&gt; polarizer =&gt; sample =&gt; analyzer =&gt; detector.</w:t>
+      </w:r>
+    </w:p>
+    <w:p>
+      <w:r>
+        <w:t>Keep only `</w:t>
+      </w:r>
+      <w:r>
+        <w:t>Roughness/interface layers</w:t>
+      </w:r>
+      <w:r>
+        <w:t>` in [Niche], move the rest into [Standard]</w:t>
+      </w:r>
+      <w:r>
+        <w:t>.</w:t>
+      </w:r>
+    </w:p>
+    <w:p>
+      <w:r>
+        <w:t xml:space="preserve">Add to Core: </w:t>
+      </w:r>
+      <w:r>
+        <w:t xml:space="preserve">Persistent </w:t>
+      </w:r>
+      <w:r>
+        <w:t>UI customization, like placing commonly used elements on some kind of board</w:t>
+      </w:r>
+      <w:r>
+        <w:t>, remembering working folder or folders / files and so on.</w:t>
+      </w:r>
+    </w:p>
+    <w:p/>
+    <w:p>
+      <w:r>
+        <w:t>`</w:t>
+      </w:r>
+      <w:r>
+        <w:t>2. Optical substances / materials management</w:t>
+      </w:r>
+      <w:r>
+        <w:t>`</w:t>
+      </w:r>
+    </w:p>
+    <w:p>
+      <w:r>
+        <w:t>No changes.</w:t>
+      </w:r>
+    </w:p>
+    <w:p/>
+    <w:p>
+      <w:r>
+        <w:t>`</w:t>
+      </w:r>
+      <w:r>
+        <w:t>3. Light sources &amp; illumination</w:t>
+      </w:r>
+      <w:r>
+        <w:t>`</w:t>
+      </w:r>
+    </w:p>
+    <w:p>
+      <w:r>
+        <w:t>Move all niche to standard.</w:t>
+      </w:r>
+    </w:p>
+    <w:p/>
+    <w:p>
+      <w:r>
+        <w:t>`</w:t>
+      </w:r>
+      <w:r>
+        <w:t>4. Calculations / analysis</w:t>
+      </w:r>
+      <w:r>
+        <w:t>`</w:t>
+      </w:r>
+    </w:p>
+    <w:p>
+      <w:r>
+        <w:t xml:space="preserve">Move </w:t>
+      </w:r>
+      <w:r>
+        <w:t>Convergence controls</w:t>
+      </w:r>
+      <w:r>
+        <w:t xml:space="preserve"> to standard.</w:t>
+      </w:r>
+    </w:p>
+    <w:p/>
+    <w:p>
+      <w:r>
+        <w:t>`</w:t>
+      </w:r>
+      <w:r>
+        <w:t>5. Design synthesis, optimization &amp; fitting</w:t>
+      </w:r>
+      <w:r>
+        <w:t>`</w:t>
+      </w:r>
+    </w:p>
+    <w:p>
+      <w:r>
+        <w:t>No changes.</w:t>
+      </w:r>
+    </w:p>
+    <w:p/>
+    <w:p>
+      <w:r>
+        <w:t>`</w:t>
+      </w:r>
+      <w:r>
+        <w:t>6. Charts &amp; visualization</w:t>
+      </w:r>
+      <w:r>
+        <w:t>`</w:t>
+      </w:r>
+    </w:p>
+    <w:p>
+      <w:r>
+        <w:t>No changes.</w:t>
+      </w:r>
+    </w:p>
+    <w:p/>
+    <w:p>
+      <w:r>
+        <w:t>`</w:t>
+      </w:r>
+      <w:r>
+        <w:t>7. Project management, persistence &amp; I/O</w:t>
+      </w:r>
+      <w:r>
+        <w:t>`</w:t>
+      </w:r>
+    </w:p>
+    <w:p>
+      <w:r>
+        <w:t xml:space="preserve">Move </w:t>
+      </w:r>
+      <w:r>
+        <w:t>Version control / design history &amp; diff</w:t>
+      </w:r>
+      <w:r>
+        <w:t xml:space="preserve"> to standard.</w:t>
+      </w:r>
+    </w:p>
+    <w:p>
+      <w:r>
+        <w:br w:type="page"/>
+      </w:r>
+    </w:p>
+    <w:p>
+      <w:r>
+        <w:lastRenderedPageBreak/>
+        <w:t xml:space="preserve">While I am reading the document, let’s </w:t>
+      </w:r>
+      <w:r>
+        <w:t>ta</w:t>
+      </w:r>
+      <w:r>
+        <w:t>lk</w:t>
+      </w:r>
+      <w:r>
+        <w:t xml:space="preserve"> about high level storage format</w:t>
+      </w:r>
+      <w:r>
+        <w:t>s</w:t>
+      </w:r>
+      <w:r>
+        <w:t xml:space="preserve"> and </w:t>
+      </w:r>
+      <w:r>
+        <w:t xml:space="preserve">UI </w:t>
+      </w:r>
+      <w:r>
+        <w:t>design decisions</w:t>
+      </w:r>
+      <w:r>
+        <w:t xml:space="preserve">. Look up the web, think about which formats are easier for the LLM to maintain and make suggestions. DO NOT actually design anything. We are talking about formats. The same goes with the UI. We are talking about Windows only app. Evaluate what </w:t>
+      </w:r>
+      <w:r>
+        <w:t>options are available</w:t>
+      </w:r>
+      <w:r>
+        <w:t xml:space="preserve"> and based on the needs propose a tech stack or several. Do not forget about the necessary </w:t>
+      </w:r>
+      <w:r>
+        <w:t>open-source</w:t>
+      </w:r>
+      <w:r>
+        <w:t xml:space="preserve"> libraries.</w:t>
+      </w:r>
+    </w:p>
+    <w:p>
+      <w:r>
+        <w:t>Now, let’s talk about one of the most difficult questions: o</w:t>
+      </w:r>
+      <w:r>
+        <w:t>ptimization</w:t>
+      </w:r>
+      <w:r>
+        <w:t xml:space="preserve"> library.</w:t>
+      </w:r>
+      <w:r>
+        <w:t xml:space="preserve"> The primary reason why optimization part was not migrated from Wolfram to F# is the lack of a decent F# numerical optimization library. Many people tried to rewrite a lot of old FOTRAN or C math libraries into C# and all came out badly. So, perhaps the solution is NOT to look for a NET library but take a C / C++ or even FORTRAN library (the source code is in the public domain for many years) and do an </w:t>
+      </w:r>
+      <w:proofErr w:type="spellStart"/>
+      <w:r>
+        <w:t>interpop</w:t>
+      </w:r>
+      <w:proofErr w:type="spellEnd"/>
+      <w:r>
+        <w:t xml:space="preserve">. This is a straightforward exercise and I have that for ODE solvers. </w:t>
+      </w:r>
+      <w:r>
+        <w:t>L</w:t>
+      </w:r>
+      <w:r>
+        <w:t>ook up the web</w:t>
+      </w:r>
+      <w:r>
+        <w:t>, e</w:t>
+      </w:r>
+      <w:r>
+        <w:t>valuate what’s available,</w:t>
+      </w:r>
+      <w:r>
+        <w:t xml:space="preserve"> and provide recommendations.</w:t>
+      </w:r>
+    </w:p>
+    <w:p>
+      <w:r>
+        <w:t xml:space="preserve">Write the report into </w:t>
+      </w:r>
+      <w:r>
+        <w:t>C:\GitHub\Berreman\Temp\</w:t>
+      </w:r>
+      <w:r>
+        <w:t>00</w:t>
+      </w:r>
+      <w:r>
+        <w:t>6</w:t>
+      </w:r>
+      <w:r>
+        <w:t>-&lt;description&gt;.md. Make absolutely no other changes.</w:t>
+      </w:r>
+    </w:p>
+    <w:p/>
     <w:sectPr>
       <w:pgSz w:w="12240" w:h="15840"/>
       <w:pgMar w:top="1440" w:right="1440" w:bottom="1440" w:left="1440" w:header="720" w:footer="720" w:gutter="0"/>

--- a/Temp/000-comments.docx
+++ b/Temp/000-comments.docx
@@ -4,7 +4,23 @@
   <w:body>
     <w:p>
       <w:r>
-        <w:t xml:space="preserve">I want to extend the code in this repo to be a full scale optical constructor app where the user can easily combine optical elements using the UI, work with optical substances and light sources, calculate whatever they want for a chosen optical system, draw and manipulate the optical charts, save the results, customize the environment and so on. I am sure that a number of such apps is already well known and over the years they’ve accumulated of what is the core feature list for such an app and what are the rarely used niche features. Your task is to look up this repo, including the working examples in the FSX files, perform a web research of similar apps and write me a bullet point feature list of recommended features into </w:t>
+        <w:t xml:space="preserve">I want to extend the code in this repo to be a full scale optical constructor app where the user can easily combine optical elements using the UI, work with optical substances and light sources, calculate whatever they want for a chosen optical system, draw and manipulate the optical charts, save the results, customize the environment and so on. I am sure that </w:t>
+      </w:r>
+      <w:proofErr w:type="gramStart"/>
+      <w:r>
+        <w:t>a number of</w:t>
+      </w:r>
+      <w:proofErr w:type="gramEnd"/>
+      <w:r>
+        <w:t xml:space="preserve"> such apps is already well known and over the years they’ve accumulated of what is the core feature list for such an app and what are the rarely used niche features. Your task is to look up this repo, including the working examples in the FSX files, perform </w:t>
+      </w:r>
+      <w:proofErr w:type="gramStart"/>
+      <w:r>
+        <w:t>a web research</w:t>
+      </w:r>
+      <w:proofErr w:type="gramEnd"/>
+      <w:r>
+        <w:t xml:space="preserve"> of similar apps and write me a bullet point feature list of recommended features into </w:t>
       </w:r>
       <w:r>
         <w:t>C:\GitHub\Berreman\Temp\</w:t>
@@ -58,7 +74,15 @@
     </w:p>
     <w:p>
       <w:r>
-        <w:t>Optimization and inverse fitting are clearly very important features. I have Wolfram code that partially does that, but it was never ported to F#. Research this functionality on the web and add to the document.</w:t>
+        <w:t xml:space="preserve">Optimization and inverse fitting are clearly very important features. I have Wolfram code that partially does that, but it was never ported to </w:t>
+      </w:r>
+      <w:proofErr w:type="gramStart"/>
+      <w:r>
+        <w:t>F#.</w:t>
+      </w:r>
+      <w:proofErr w:type="gramEnd"/>
+      <w:r>
+        <w:t xml:space="preserve"> Research this functionality on the web and add to the document.</w:t>
       </w:r>
     </w:p>
     <w:p/>
@@ -252,7 +276,15 @@
         <w:t>design decisions</w:t>
       </w:r>
       <w:r>
-        <w:t xml:space="preserve">. Look up the web, think about which formats are easier for the LLM to maintain and make suggestions. DO NOT actually design anything. We are talking about formats. The same goes with the UI. We are talking about Windows only app. Evaluate what </w:t>
+        <w:t xml:space="preserve">. Look up the web, think about which formats are easier for the LLM to maintain and make suggestions. DO NOT actually design anything. We are talking about formats. The same goes with the UI. We are talking about Windows only </w:t>
+      </w:r>
+      <w:proofErr w:type="gramStart"/>
+      <w:r>
+        <w:t>app</w:t>
+      </w:r>
+      <w:proofErr w:type="gramEnd"/>
+      <w:r>
+        <w:t xml:space="preserve">. Evaluate what </w:t>
       </w:r>
       <w:r>
         <w:t>options are available</w:t>
@@ -286,7 +318,15 @@
       </w:r>
       <w:proofErr w:type="spellEnd"/>
       <w:r>
-        <w:t xml:space="preserve">. This is a straightforward exercise and I have that for ODE solvers. </w:t>
+        <w:t xml:space="preserve">. This is a straightforward </w:t>
+      </w:r>
+      <w:proofErr w:type="gramStart"/>
+      <w:r>
+        <w:t>exercise</w:t>
+      </w:r>
+      <w:proofErr w:type="gramEnd"/>
+      <w:r>
+        <w:t xml:space="preserve"> and I have that for ODE solvers. </w:t>
       </w:r>
       <w:r>
         <w:t>L</w:t>
@@ -322,6 +362,607 @@
       </w:r>
     </w:p>
     <w:p/>
+    <w:p>
+      <w:r>
+        <w:t xml:space="preserve">For FORTRAN interop see: </w:t>
+      </w:r>
+      <w:r>
+        <w:t>C:\GitHub\OdePackInterop\</w:t>
+      </w:r>
+    </w:p>
+    <w:p/>
+    <w:p>
+      <w:r>
+        <w:br w:type="page"/>
+      </w:r>
+    </w:p>
+    <w:p>
+      <w:r>
+        <w:lastRenderedPageBreak/>
+        <w:t xml:space="preserve">Here are the comments. </w:t>
+      </w:r>
+      <w:r>
+        <w:t>The system must s</w:t>
+      </w:r>
+      <w:r>
+        <w:t xml:space="preserve">upport work in </w:t>
+      </w:r>
+      <w:proofErr w:type="gramStart"/>
+      <w:r>
+        <w:t>human convenient</w:t>
+      </w:r>
+      <w:proofErr w:type="gramEnd"/>
+      <w:r>
+        <w:t xml:space="preserve"> units of measure: mm, </w:t>
+      </w:r>
+      <w:proofErr w:type="spellStart"/>
+      <w:r>
+        <w:t>mkm</w:t>
+      </w:r>
+      <w:proofErr w:type="spellEnd"/>
+      <w:r>
+        <w:t xml:space="preserve">, nm, A, eV. Note that different parts of the system might be convenient to express in different units of measure. For </w:t>
+      </w:r>
+      <w:proofErr w:type="gramStart"/>
+      <w:r>
+        <w:t>example</w:t>
+      </w:r>
+      <w:proofErr w:type="gramEnd"/>
+      <w:r>
+        <w:t xml:space="preserve"> a thick plate could </w:t>
+      </w:r>
+      <w:proofErr w:type="spellStart"/>
+      <w:proofErr w:type="gramStart"/>
+      <w:r>
+        <w:t>measured</w:t>
+      </w:r>
+      <w:proofErr w:type="spellEnd"/>
+      <w:proofErr w:type="gramEnd"/>
+      <w:r>
+        <w:t xml:space="preserve"> in mm while a green laser light in nm and infrared laser in </w:t>
+      </w:r>
+      <w:proofErr w:type="spellStart"/>
+      <w:r>
+        <w:t>mkm</w:t>
+      </w:r>
+      <w:proofErr w:type="spellEnd"/>
+      <w:r>
+        <w:t>, and a free electron laser in eV.</w:t>
+      </w:r>
+      <w:r>
+        <w:t xml:space="preserve"> The system must provide conversion, especially for exotic </w:t>
+      </w:r>
+      <w:proofErr w:type="gramStart"/>
+      <w:r>
+        <w:t>thing</w:t>
+      </w:r>
+      <w:proofErr w:type="gramEnd"/>
+      <w:r>
+        <w:t xml:space="preserve"> like eV.</w:t>
+      </w:r>
+      <w:r>
+        <w:t xml:space="preserve"> The element should have a default unit of measure.</w:t>
+      </w:r>
+      <w:r>
+        <w:t xml:space="preserve"> Update </w:t>
+      </w:r>
+      <w:r>
+        <w:t>C:\GitHub\Berreman\Temp\004-optical-constructor-feature-recommendations.md</w:t>
+      </w:r>
+    </w:p>
+    <w:p/>
+    <w:p>
+      <w:r>
+        <w:br w:type="page"/>
+      </w:r>
+    </w:p>
+    <w:p>
+      <w:r>
+        <w:lastRenderedPageBreak/>
+        <w:t xml:space="preserve">Here are the </w:t>
+      </w:r>
+      <w:r>
+        <w:t>comments</w:t>
+      </w:r>
+      <w:r>
+        <w:t xml:space="preserve"> and mostly questions to </w:t>
+      </w:r>
+      <w:r>
+        <w:t>C:\GitHub\Berreman\Temp\006-storage-ui-and-optimization-tech-stack.md</w:t>
+      </w:r>
+      <w:r>
+        <w:t>.</w:t>
+      </w:r>
+    </w:p>
+    <w:p>
+      <w:r>
+        <w:t>`</w:t>
+      </w:r>
+      <w:r>
+        <w:t xml:space="preserve">1. Storage / high-level data formats (LLM-maintainability </w:t>
+      </w:r>
+      <w:proofErr w:type="gramStart"/>
+      <w:r>
+        <w:t>lens)</w:t>
+      </w:r>
+      <w:r>
+        <w:t>`</w:t>
+      </w:r>
+      <w:proofErr w:type="gramEnd"/>
+    </w:p>
+    <w:p>
+      <w:r>
+        <w:t>So, we stick with JSON</w:t>
+      </w:r>
+      <w:r>
+        <w:t xml:space="preserve"> (with comment-like entries to provide “comments”)</w:t>
+      </w:r>
+      <w:r>
+        <w:t xml:space="preserve"> for all except large data for which I am inclined to use a zipped</w:t>
+      </w:r>
+      <w:r>
+        <w:t xml:space="preserve"> </w:t>
+      </w:r>
+      <w:proofErr w:type="spellStart"/>
+      <w:r>
+        <w:t>FsPickle</w:t>
+      </w:r>
+      <w:proofErr w:type="spellEnd"/>
+      <w:r>
+        <w:t xml:space="preserve"> binary, which showed exceptionally good performance (about 100X compression ratio vs pre</w:t>
+      </w:r>
+      <w:r>
+        <w:t>tt</w:t>
+      </w:r>
+      <w:r>
+        <w:t>y JSON / XML)</w:t>
+      </w:r>
+      <w:r>
+        <w:t xml:space="preserve">. I have a package for that (somewhere here: </w:t>
+      </w:r>
+      <w:r>
+        <w:t>C:\GitHub\Softellect\</w:t>
+      </w:r>
+      <w:r>
+        <w:t xml:space="preserve">), so we will just stick it in. A subset of YAML could be convenient for some simple rules. See an example here: </w:t>
+      </w:r>
+      <w:r>
+        <w:t>C:\GitHub\Softellect\.gates\TheBird\</w:t>
+      </w:r>
+    </w:p>
+    <w:p/>
+    <w:p>
+      <w:r>
+        <w:t>`</w:t>
+      </w:r>
+      <w:r>
+        <w:t>2. UI tech stack — Windows-only desktop</w:t>
+      </w:r>
+      <w:r>
+        <w:t>`</w:t>
+      </w:r>
+    </w:p>
+    <w:p>
+      <w:r>
+        <w:t>`</w:t>
+      </w:r>
+      <w:r>
+        <w:t xml:space="preserve">Avalonia + </w:t>
+      </w:r>
+      <w:proofErr w:type="spellStart"/>
+      <w:r>
+        <w:t>Avalonia.FuncUI</w:t>
+      </w:r>
+      <w:proofErr w:type="spellEnd"/>
+      <w:r>
+        <w:t>` - any project that start</w:t>
+      </w:r>
+      <w:r>
+        <w:t>s</w:t>
+      </w:r>
+      <w:r>
+        <w:t xml:space="preserve"> </w:t>
+      </w:r>
+      <w:r>
+        <w:t>with</w:t>
+      </w:r>
+      <w:r>
+        <w:t xml:space="preserve"> any political statement is a no go</w:t>
+      </w:r>
+      <w:r>
+        <w:t xml:space="preserve">. </w:t>
+      </w:r>
+      <w:proofErr w:type="gramStart"/>
+      <w:r>
+        <w:t>So</w:t>
+      </w:r>
+      <w:proofErr w:type="gramEnd"/>
+      <w:r>
+        <w:t xml:space="preserve"> cloning and then auditing the code is the only option if we go this way</w:t>
+      </w:r>
+      <w:r>
+        <w:t>.</w:t>
+      </w:r>
+      <w:r>
+        <w:t xml:space="preserve"> What is easier from the LLM point of view: write purely in F# (that’s </w:t>
+      </w:r>
+      <w:r>
+        <w:t>`</w:t>
+      </w:r>
+      <w:r>
+        <w:t xml:space="preserve">Avalonia + </w:t>
+      </w:r>
+      <w:proofErr w:type="spellStart"/>
+      <w:r>
+        <w:t>Avalonia.FuncUI</w:t>
+      </w:r>
+      <w:proofErr w:type="spellEnd"/>
+      <w:r>
+        <w:t xml:space="preserve"> clone</w:t>
+      </w:r>
+      <w:r>
+        <w:t>`</w:t>
+      </w:r>
+      <w:r>
+        <w:t xml:space="preserve">) OR use just Avalonia (C#) + F# as a backend? Also check if </w:t>
+      </w:r>
+      <w:proofErr w:type="spellStart"/>
+      <w:r>
+        <w:t>Avalonia.FuncUI</w:t>
+      </w:r>
+      <w:proofErr w:type="spellEnd"/>
+      <w:r>
+        <w:t xml:space="preserve"> is cloned, then can it be used in commercial applications?</w:t>
+      </w:r>
+    </w:p>
+    <w:p/>
+    <w:p>
+      <w:r>
+        <w:t xml:space="preserve">Explain to me why Avalonia OR </w:t>
+      </w:r>
+      <w:r>
+        <w:t>`</w:t>
+      </w:r>
+      <w:r>
+        <w:t xml:space="preserve">Avalonia + </w:t>
+      </w:r>
+      <w:proofErr w:type="spellStart"/>
+      <w:r>
+        <w:t>Avalonia.FuncUI</w:t>
+      </w:r>
+      <w:proofErr w:type="spellEnd"/>
+      <w:r>
+        <w:t>`</w:t>
+      </w:r>
+      <w:r>
+        <w:t xml:space="preserve"> is better than WinForms?</w:t>
+      </w:r>
+      <w:r>
+        <w:t xml:space="preserve"> How good is LLM generation for Avalonia?</w:t>
+      </w:r>
+    </w:p>
+    <w:p/>
+    <w:p>
+      <w:r>
+        <w:t>I want LLMs to follow this document: `</w:t>
+      </w:r>
+      <w:r>
+        <w:t>C:\GitHub\AI-Strategy-Generator\.constitution-md</w:t>
+      </w:r>
+      <w:r>
+        <w:t xml:space="preserve">`. How suitable is Avalonia for that approach? </w:t>
+      </w:r>
+    </w:p>
+    <w:p/>
+    <w:p>
+      <w:r>
+        <w:t>`</w:t>
+      </w:r>
+      <w:r>
+        <w:t>3. Numerical optimization library — the hard question</w:t>
+      </w:r>
+      <w:r>
+        <w:t>`</w:t>
+      </w:r>
+    </w:p>
+    <w:p>
+      <w:proofErr w:type="spellStart"/>
+      <w:r>
+        <w:t>ExtremeOptimization</w:t>
+      </w:r>
+      <w:proofErr w:type="spellEnd"/>
+      <w:r>
+        <w:t xml:space="preserve"> is very bad. I’ve been filing bugs with them every moment I </w:t>
+      </w:r>
+      <w:proofErr w:type="gramStart"/>
+      <w:r>
+        <w:t>touched</w:t>
+      </w:r>
+      <w:proofErr w:type="gramEnd"/>
+      <w:r>
+        <w:t xml:space="preserve"> </w:t>
+      </w:r>
+      <w:proofErr w:type="gramStart"/>
+      <w:r>
+        <w:t>it</w:t>
+      </w:r>
+      <w:proofErr w:type="gramEnd"/>
+      <w:r>
+        <w:t xml:space="preserve"> and given that it is a proprietary library, </w:t>
+      </w:r>
+      <w:r>
+        <w:t>fixing</w:t>
+      </w:r>
+      <w:r>
+        <w:t xml:space="preserve"> it at home is not possible. </w:t>
+      </w:r>
+      <w:r>
+        <w:t xml:space="preserve">I would not </w:t>
+      </w:r>
+      <w:proofErr w:type="gramStart"/>
+      <w:r>
+        <w:t>trust it</w:t>
+      </w:r>
+      <w:proofErr w:type="gramEnd"/>
+      <w:r>
+        <w:t xml:space="preserve"> any serios numerical calculations. </w:t>
+      </w:r>
+      <w:r>
+        <w:t xml:space="preserve">ALGLIB is good, but ODE support is very </w:t>
+      </w:r>
+      <w:r>
+        <w:t>weak,</w:t>
+      </w:r>
+      <w:r>
+        <w:t xml:space="preserve"> and </w:t>
+      </w:r>
+      <w:r>
+        <w:t xml:space="preserve">I have not tested their </w:t>
+      </w:r>
+      <w:r>
+        <w:t>optimization</w:t>
+      </w:r>
+      <w:r>
+        <w:t xml:space="preserve"> in detail</w:t>
+      </w:r>
+      <w:r>
+        <w:t>.</w:t>
+      </w:r>
+      <w:r>
+        <w:t xml:space="preserve"> T</w:t>
+      </w:r>
+      <w:r>
+        <w:t>he SUNDIALS E0337 trap</w:t>
+      </w:r>
+      <w:r>
+        <w:t xml:space="preserve"> is likely solved. Check the web.</w:t>
+      </w:r>
+    </w:p>
+    <w:p>
+      <w:r>
+        <w:t xml:space="preserve">With </w:t>
+      </w:r>
+      <w:proofErr w:type="gramStart"/>
+      <w:r>
+        <w:t>all of</w:t>
+      </w:r>
+      <w:proofErr w:type="gramEnd"/>
+      <w:r>
+        <w:t xml:space="preserve"> the above, I</w:t>
+      </w:r>
+      <w:r>
+        <w:t xml:space="preserve"> am inclined to </w:t>
+      </w:r>
+      <w:r>
+        <w:t xml:space="preserve">start with ALGLIB (I already </w:t>
+      </w:r>
+      <w:proofErr w:type="gramStart"/>
+      <w:r>
+        <w:t>refence</w:t>
+      </w:r>
+      <w:proofErr w:type="gramEnd"/>
+      <w:r>
+        <w:t xml:space="preserve"> their package somewhere) but completely abstract it away so that it could be easily swapped if not </w:t>
+      </w:r>
+      <w:proofErr w:type="gramStart"/>
+      <w:r>
+        <w:t>delivering</w:t>
+      </w:r>
+      <w:proofErr w:type="gramEnd"/>
+      <w:r>
+        <w:t xml:space="preserve">. </w:t>
+      </w:r>
+    </w:p>
+    <w:p/>
+    <w:p>
+      <w:r>
+        <w:t xml:space="preserve">Write me answers into </w:t>
+      </w:r>
+      <w:r>
+        <w:t>C:\GitHub\Berreman\Temp\00</w:t>
+      </w:r>
+      <w:r>
+        <w:t>8</w:t>
+      </w:r>
+      <w:r>
+        <w:t>-storage-ui-and-optimization-tech-stack.md</w:t>
+      </w:r>
+      <w:r>
+        <w:t>. Make no other changes.</w:t>
+      </w:r>
+    </w:p>
+    <w:p/>
+    <w:p>
+      <w:r>
+        <w:t xml:space="preserve">The repo is using a </w:t>
+      </w:r>
+      <w:proofErr w:type="gramStart"/>
+      <w:r>
+        <w:t>clone of Math Net</w:t>
+      </w:r>
+      <w:proofErr w:type="gramEnd"/>
+      <w:r>
+        <w:t xml:space="preserve"> because of the bug there. Check if ALGLIB supports the functionality that this repo needs and update 008.</w:t>
+      </w:r>
+    </w:p>
+    <w:p/>
+    <w:p>
+      <w:r>
+        <w:t>OK, I created a fork</w:t>
+      </w:r>
+      <w:r>
+        <w:t xml:space="preserve"> </w:t>
+      </w:r>
+      <w:r>
+        <w:t>C:\GitHub\Avalonia.FuncUI.Clone\</w:t>
+      </w:r>
+      <w:r>
+        <w:t xml:space="preserve"> at </w:t>
+      </w:r>
+      <w:hyperlink r:id="rId6" w:history="1">
+        <w:r>
+          <w:rPr>
+            <w:rStyle w:val="Hyperlink"/>
+          </w:rPr>
+          <w:t>https://github.com/kkkmail/Avalonia.FuncUI</w:t>
+        </w:r>
+      </w:hyperlink>
+      <w:r>
+        <w:t>. However, then PR opens against the original repo. How do I change</w:t>
+      </w:r>
+      <w:r>
+        <w:t xml:space="preserve"> so that it goes to my repo AND rename it into </w:t>
+      </w:r>
+      <w:proofErr w:type="spellStart"/>
+      <w:proofErr w:type="gramStart"/>
+      <w:r>
+        <w:t>Avalonia.FuncUI.Clone</w:t>
+      </w:r>
+      <w:proofErr w:type="spellEnd"/>
+      <w:proofErr w:type="gramEnd"/>
+      <w:r>
+        <w:t xml:space="preserve">? Provide detailed instruction into </w:t>
+      </w:r>
+      <w:r>
+        <w:t>C:\GitHub\Berreman\Temp\</w:t>
+      </w:r>
+      <w:r>
+        <w:t>009-&lt;description&gt;.md</w:t>
+      </w:r>
+    </w:p>
+    <w:p/>
+    <w:p>
+      <w:r>
+        <w:t>Here are the final comments.</w:t>
+      </w:r>
+      <w:r>
+        <w:t xml:space="preserve"> We currently use NET 10.</w:t>
+      </w:r>
+      <w:r>
+        <w:t xml:space="preserve"> </w:t>
+      </w:r>
+      <w:proofErr w:type="spellStart"/>
+      <w:r>
+        <w:t>MatrixExp</w:t>
+      </w:r>
+      <w:proofErr w:type="spellEnd"/>
+      <w:r>
+        <w:t xml:space="preserve"> is written in this repo. EVD is what’s holding. Use </w:t>
+      </w:r>
+      <w:proofErr w:type="gramStart"/>
+      <w:r>
+        <w:t>`.</w:t>
+      </w:r>
+      <w:proofErr w:type="spellStart"/>
+      <w:r>
+        <w:t>binz</w:t>
+      </w:r>
+      <w:proofErr w:type="spellEnd"/>
+      <w:proofErr w:type="gramEnd"/>
+      <w:r>
+        <w:t xml:space="preserve">` extension for zipped binary. Specify that </w:t>
+      </w:r>
+      <w:r>
+        <w:t xml:space="preserve">a clone of </w:t>
+      </w:r>
+      <w:r>
+        <w:t>FuncUI</w:t>
+      </w:r>
+      <w:r>
+        <w:t xml:space="preserve">: </w:t>
+      </w:r>
+      <w:r>
+        <w:t>C:\GitHub\Avalonia.FuncUI.Clone\</w:t>
+      </w:r>
+      <w:r>
+        <w:t xml:space="preserve"> must be </w:t>
+      </w:r>
+      <w:r>
+        <w:t>audit</w:t>
+      </w:r>
+      <w:r>
+        <w:t>ed</w:t>
+      </w:r>
+      <w:r>
+        <w:t xml:space="preserve"> </w:t>
+      </w:r>
+      <w:r>
+        <w:t xml:space="preserve">for </w:t>
+      </w:r>
+      <w:r>
+        <w:t xml:space="preserve">any </w:t>
+      </w:r>
+      <w:r>
+        <w:t xml:space="preserve">political statements and </w:t>
+      </w:r>
+      <w:r>
+        <w:t xml:space="preserve">back doors / restrictions in </w:t>
+      </w:r>
+      <w:r>
+        <w:t>support of political statements that they make. Anything related to that must be clea</w:t>
+      </w:r>
+      <w:r>
+        <w:t>r</w:t>
+      </w:r>
+      <w:r>
+        <w:t xml:space="preserve">ed </w:t>
+      </w:r>
+      <w:proofErr w:type="gramStart"/>
+      <w:r>
+        <w:t>out</w:t>
+      </w:r>
+      <w:proofErr w:type="gramEnd"/>
+      <w:r>
+        <w:t>.</w:t>
+      </w:r>
+      <w:r>
+        <w:t xml:space="preserve"> It will be linked either as a local package OR as a project (to be decided on the way, NOT now). Update </w:t>
+      </w:r>
+      <w:r>
+        <w:t>C:\GitHub\Berreman\Temp\008-storage-ui-optimization-answers.md</w:t>
+      </w:r>
+      <w:r>
+        <w:t>. Make no other changes.</w:t>
+      </w:r>
+    </w:p>
+    <w:p/>
+    <w:p>
+      <w:r>
+        <w:t xml:space="preserve">Combine </w:t>
+      </w:r>
+      <w:r>
+        <w:t>004-optical-constructor-feature-recommendations.md</w:t>
+      </w:r>
+      <w:r>
+        <w:t xml:space="preserve"> and 006 through 008 into a single authoritative self-consistent document with no references to other files (but keep the external references). The file must contain only what we agreed to implement (remove niche) and how we agreed to implement it. Save that into </w:t>
+      </w:r>
+      <w:r>
+        <w:t>C:\GitHub\Berreman\Temp\</w:t>
+      </w:r>
+      <w:r>
+        <w:t>010-&lt;description&gt;.md. Do not change any other file.</w:t>
+      </w:r>
+    </w:p>
     <w:sectPr>
       <w:pgSz w:w="12240" w:h="15840"/>
       <w:pgMar w:top="1440" w:right="1440" w:bottom="1440" w:left="1440" w:header="720" w:footer="720" w:gutter="0"/>
@@ -1031,7 +1672,6 @@
   <w:style w:type="character" w:default="1" w:styleId="DefaultParagraphFont">
     <w:name w:val="Default Paragraph Font"/>
     <w:uiPriority w:val="1"/>
-    <w:semiHidden/>
     <w:unhideWhenUsed/>
   </w:style>
   <w:style w:type="table" w:default="1" w:styleId="TableNormal">

--- a/Temp/000-comments.docx
+++ b/Temp/000-comments.docx
@@ -961,6 +961,57 @@
       </w:r>
       <w:r>
         <w:t>010-&lt;description&gt;.md. Do not change any other file.</w:t>
+      </w:r>
+    </w:p>
+    <w:p/>
+    <w:p>
+      <w:r>
+        <w:br w:type="page"/>
+      </w:r>
+    </w:p>
+    <w:p>
+      <w:r>
+        <w:lastRenderedPageBreak/>
+        <w:t xml:space="preserve">Here are the comments related to </w:t>
+      </w:r>
+      <w:r>
+        <w:t>C:\GitHub\Berreman\Temp\010-optical-constructor-spec-and-tech-stack.md</w:t>
+      </w:r>
+    </w:p>
+    <w:p>
+      <w:r>
+        <w:t>No TOML</w:t>
+      </w:r>
+    </w:p>
+    <w:p>
+      <w:r>
+        <w:t>No `</w:t>
+      </w:r>
+      <w:r>
+        <w:t xml:space="preserve">The replacement target for EVD is native LAPACK </w:t>
+      </w:r>
+      <w:proofErr w:type="spellStart"/>
+      <w:r>
+        <w:t>zgeev</w:t>
+      </w:r>
+      <w:proofErr w:type="spellEnd"/>
+      <w:r>
+        <w:t>…`</w:t>
+      </w:r>
+    </w:p>
+    <w:p>
+      <w:r>
+        <w:t>No decision “trees”, no IFs. This is noise. The document must contain only what we agreed to do, NOT what we ruled out and alternatives to consider if something does not work.</w:t>
+      </w:r>
+    </w:p>
+    <w:p>
+      <w:r>
+        <w:t>Remove build order. This is NOT your job.</w:t>
+      </w:r>
+    </w:p>
+    <w:p>
+      <w:r>
+        <w:t>Update the document.</w:t>
       </w:r>
     </w:p>
     <w:sectPr>

--- a/Temp/000-comments.docx
+++ b/Temp/000-comments.docx
@@ -4,23 +4,7 @@
   <w:body>
     <w:p>
       <w:r>
-        <w:t xml:space="preserve">I want to extend the code in this repo to be a full scale optical constructor app where the user can easily combine optical elements using the UI, work with optical substances and light sources, calculate whatever they want for a chosen optical system, draw and manipulate the optical charts, save the results, customize the environment and so on. I am sure that </w:t>
-      </w:r>
-      <w:proofErr w:type="gramStart"/>
-      <w:r>
-        <w:t>a number of</w:t>
-      </w:r>
-      <w:proofErr w:type="gramEnd"/>
-      <w:r>
-        <w:t xml:space="preserve"> such apps is already well known and over the years they’ve accumulated of what is the core feature list for such an app and what are the rarely used niche features. Your task is to look up this repo, including the working examples in the FSX files, perform </w:t>
-      </w:r>
-      <w:proofErr w:type="gramStart"/>
-      <w:r>
-        <w:t>a web research</w:t>
-      </w:r>
-      <w:proofErr w:type="gramEnd"/>
-      <w:r>
-        <w:t xml:space="preserve"> of similar apps and write me a bullet point feature list of recommended features into </w:t>
+        <w:t xml:space="preserve">I want to extend the code in this repo to be a full scale optical constructor app where the user can easily combine optical elements using the UI, work with optical substances and light sources, calculate whatever they want for a chosen optical system, draw and manipulate the optical charts, save the results, customize the environment and so on. I am sure that a number of such apps is already well known and over the years they’ve accumulated of what is the core feature list for such an app and what are the rarely used niche features. Your task is to look up this repo, including the working examples in the FSX files, perform a web research of similar apps and write me a bullet point feature list of recommended features into </w:t>
       </w:r>
       <w:r>
         <w:t>C:\GitHub\Berreman\Temp\</w:t>
@@ -74,15 +58,7 @@
     </w:p>
     <w:p>
       <w:r>
-        <w:t xml:space="preserve">Optimization and inverse fitting are clearly very important features. I have Wolfram code that partially does that, but it was never ported to </w:t>
-      </w:r>
-      <w:proofErr w:type="gramStart"/>
-      <w:r>
-        <w:t>F#.</w:t>
-      </w:r>
-      <w:proofErr w:type="gramEnd"/>
-      <w:r>
-        <w:t xml:space="preserve"> Research this functionality on the web and add to the document.</w:t>
+        <w:t>Optimization and inverse fitting are clearly very important features. I have Wolfram code that partially does that, but it was never ported to F#. Research this functionality on the web and add to the document.</w:t>
       </w:r>
     </w:p>
     <w:p/>
@@ -276,15 +252,7 @@
         <w:t>design decisions</w:t>
       </w:r>
       <w:r>
-        <w:t xml:space="preserve">. Look up the web, think about which formats are easier for the LLM to maintain and make suggestions. DO NOT actually design anything. We are talking about formats. The same goes with the UI. We are talking about Windows only </w:t>
-      </w:r>
-      <w:proofErr w:type="gramStart"/>
-      <w:r>
-        <w:t>app</w:t>
-      </w:r>
-      <w:proofErr w:type="gramEnd"/>
-      <w:r>
-        <w:t xml:space="preserve">. Evaluate what </w:t>
+        <w:t xml:space="preserve">. Look up the web, think about which formats are easier for the LLM to maintain and make suggestions. DO NOT actually design anything. We are talking about formats. The same goes with the UI. We are talking about Windows only app. Evaluate what </w:t>
       </w:r>
       <w:r>
         <w:t>options are available</w:t>
@@ -310,23 +278,7 @@
         <w:t xml:space="preserve"> library.</w:t>
       </w:r>
       <w:r>
-        <w:t xml:space="preserve"> The primary reason why optimization part was not migrated from Wolfram to F# is the lack of a decent F# numerical optimization library. Many people tried to rewrite a lot of old FOTRAN or C math libraries into C# and all came out badly. So, perhaps the solution is NOT to look for a NET library but take a C / C++ or even FORTRAN library (the source code is in the public domain for many years) and do an </w:t>
-      </w:r>
-      <w:proofErr w:type="spellStart"/>
-      <w:r>
-        <w:t>interpop</w:t>
-      </w:r>
-      <w:proofErr w:type="spellEnd"/>
-      <w:r>
-        <w:t xml:space="preserve">. This is a straightforward </w:t>
-      </w:r>
-      <w:proofErr w:type="gramStart"/>
-      <w:r>
-        <w:t>exercise</w:t>
-      </w:r>
-      <w:proofErr w:type="gramEnd"/>
-      <w:r>
-        <w:t xml:space="preserve"> and I have that for ODE solvers. </w:t>
+        <w:t xml:space="preserve"> The primary reason why optimization part was not migrated from Wolfram to F# is the lack of a decent F# numerical optimization library. Many people tried to rewrite a lot of old FOTRAN or C math libraries into C# and all came out badly. So, perhaps the solution is NOT to look for a NET library but take a C / C++ or even FORTRAN library (the source code is in the public domain for many years) and do an interpop. This is a straightforward exercise and I have that for ODE solvers. </w:t>
       </w:r>
       <w:r>
         <w:t>L</w:t>
@@ -385,60 +337,10 @@
         <w:t>The system must s</w:t>
       </w:r>
       <w:r>
-        <w:t xml:space="preserve">upport work in </w:t>
-      </w:r>
-      <w:proofErr w:type="gramStart"/>
-      <w:r>
-        <w:t>human convenient</w:t>
-      </w:r>
-      <w:proofErr w:type="gramEnd"/>
-      <w:r>
-        <w:t xml:space="preserve"> units of measure: mm, </w:t>
-      </w:r>
-      <w:proofErr w:type="spellStart"/>
-      <w:r>
-        <w:t>mkm</w:t>
-      </w:r>
-      <w:proofErr w:type="spellEnd"/>
-      <w:r>
-        <w:t xml:space="preserve">, nm, A, eV. Note that different parts of the system might be convenient to express in different units of measure. For </w:t>
-      </w:r>
-      <w:proofErr w:type="gramStart"/>
-      <w:r>
-        <w:t>example</w:t>
-      </w:r>
-      <w:proofErr w:type="gramEnd"/>
-      <w:r>
-        <w:t xml:space="preserve"> a thick plate could </w:t>
-      </w:r>
-      <w:proofErr w:type="spellStart"/>
-      <w:proofErr w:type="gramStart"/>
-      <w:r>
-        <w:t>measured</w:t>
-      </w:r>
-      <w:proofErr w:type="spellEnd"/>
-      <w:proofErr w:type="gramEnd"/>
-      <w:r>
-        <w:t xml:space="preserve"> in mm while a green laser light in nm and infrared laser in </w:t>
-      </w:r>
-      <w:proofErr w:type="spellStart"/>
-      <w:r>
-        <w:t>mkm</w:t>
-      </w:r>
-      <w:proofErr w:type="spellEnd"/>
-      <w:r>
-        <w:t>, and a free electron laser in eV.</w:t>
-      </w:r>
-      <w:r>
-        <w:t xml:space="preserve"> The system must provide conversion, especially for exotic </w:t>
-      </w:r>
-      <w:proofErr w:type="gramStart"/>
-      <w:r>
-        <w:t>thing</w:t>
-      </w:r>
-      <w:proofErr w:type="gramEnd"/>
-      <w:r>
-        <w:t xml:space="preserve"> like eV.</w:t>
+        <w:t>upport work in human convenient units of measure: mm, mkm, nm, A, eV. Note that different parts of the system might be convenient to express in different units of measure. For example a thick plate could measured in mm while a green laser light in nm and infrared laser in mkm, and a free electron laser in eV.</w:t>
+      </w:r>
+      <w:r>
+        <w:t xml:space="preserve"> The system must provide conversion, especially for exotic thing like eV.</w:t>
       </w:r>
       <w:r>
         <w:t xml:space="preserve"> The element should have a default unit of measure.</w:t>
@@ -479,16 +381,11 @@
         <w:t>`</w:t>
       </w:r>
       <w:r>
-        <w:t xml:space="preserve">1. Storage / high-level data formats (LLM-maintainability </w:t>
-      </w:r>
-      <w:proofErr w:type="gramStart"/>
-      <w:r>
-        <w:t>lens)</w:t>
-      </w:r>
-      <w:r>
-        <w:t>`</w:t>
-      </w:r>
-      <w:proofErr w:type="gramEnd"/>
+        <w:t>1. Storage / high-level data formats (LLM-maintainability lens)</w:t>
+      </w:r>
+      <w:r>
+        <w:t>`</w:t>
+      </w:r>
     </w:p>
     <w:p>
       <w:r>
@@ -501,308 +398,214 @@
         <w:t xml:space="preserve"> for all except large data for which I am inclined to use a zipped</w:t>
       </w:r>
       <w:r>
+        <w:t xml:space="preserve"> FsPickle binary, which showed exceptionally good performance (about 100X compression ratio vs pre</w:t>
+      </w:r>
+      <w:r>
+        <w:t>tt</w:t>
+      </w:r>
+      <w:r>
+        <w:t>y JSON / XML)</w:t>
+      </w:r>
+      <w:r>
+        <w:t xml:space="preserve">. I have a package for that (somewhere here: </w:t>
+      </w:r>
+      <w:r>
+        <w:t>C:\GitHub\Softellect\</w:t>
+      </w:r>
+      <w:r>
+        <w:t xml:space="preserve">), so we will just stick it in. A subset of YAML could be convenient for some simple rules. See an example here: </w:t>
+      </w:r>
+      <w:r>
+        <w:t>C:\GitHub\Softellect\.gates\TheBird\</w:t>
+      </w:r>
+    </w:p>
+    <w:p/>
+    <w:p>
+      <w:r>
+        <w:t>`</w:t>
+      </w:r>
+      <w:r>
+        <w:t>2. UI tech stack — Windows-only desktop</w:t>
+      </w:r>
+      <w:r>
+        <w:t>`</w:t>
+      </w:r>
+    </w:p>
+    <w:p>
+      <w:r>
+        <w:t>`</w:t>
+      </w:r>
+      <w:r>
+        <w:t>Avalonia + Avalonia.FuncUI</w:t>
+      </w:r>
+      <w:r>
+        <w:t>` - any project that start</w:t>
+      </w:r>
+      <w:r>
+        <w:t>s</w:t>
+      </w:r>
+      <w:r>
         <w:t xml:space="preserve"> </w:t>
       </w:r>
-      <w:proofErr w:type="spellStart"/>
-      <w:r>
-        <w:t>FsPickle</w:t>
-      </w:r>
-      <w:proofErr w:type="spellEnd"/>
-      <w:r>
-        <w:t xml:space="preserve"> binary, which showed exceptionally good performance (about 100X compression ratio vs pre</w:t>
-      </w:r>
-      <w:r>
-        <w:t>tt</w:t>
-      </w:r>
-      <w:r>
-        <w:t>y JSON / XML)</w:t>
-      </w:r>
-      <w:r>
-        <w:t xml:space="preserve">. I have a package for that (somewhere here: </w:t>
-      </w:r>
-      <w:r>
-        <w:t>C:\GitHub\Softellect\</w:t>
-      </w:r>
-      <w:r>
-        <w:t xml:space="preserve">), so we will just stick it in. A subset of YAML could be convenient for some simple rules. See an example here: </w:t>
-      </w:r>
-      <w:r>
-        <w:t>C:\GitHub\Softellect\.gates\TheBird\</w:t>
+      <w:r>
+        <w:t>with</w:t>
+      </w:r>
+      <w:r>
+        <w:t xml:space="preserve"> any political statement is a no go</w:t>
+      </w:r>
+      <w:r>
+        <w:t>. So cloning and then auditing the code is the only option if we go this way</w:t>
+      </w:r>
+      <w:r>
+        <w:t>.</w:t>
+      </w:r>
+      <w:r>
+        <w:t xml:space="preserve"> What is easier from the LLM point of view: write purely in F# (that’s </w:t>
+      </w:r>
+      <w:r>
+        <w:t>`</w:t>
+      </w:r>
+      <w:r>
+        <w:t>Avalonia + Avalonia.FuncUI</w:t>
+      </w:r>
+      <w:r>
+        <w:t xml:space="preserve"> clone</w:t>
+      </w:r>
+      <w:r>
+        <w:t>`</w:t>
+      </w:r>
+      <w:r>
+        <w:t xml:space="preserve">) OR use just Avalonia (C#) + F# as a backend? Also check if </w:t>
+      </w:r>
+      <w:r>
+        <w:t>Avalonia.FuncUI</w:t>
+      </w:r>
+      <w:r>
+        <w:t xml:space="preserve"> is cloned, then can it be used in commercial applications?</w:t>
       </w:r>
     </w:p>
     <w:p/>
     <w:p>
       <w:r>
-        <w:t>`</w:t>
-      </w:r>
-      <w:r>
-        <w:t>2. UI tech stack — Windows-only desktop</w:t>
-      </w:r>
-      <w:r>
-        <w:t>`</w:t>
-      </w:r>
-    </w:p>
-    <w:p>
-      <w:r>
-        <w:t>`</w:t>
-      </w:r>
-      <w:r>
-        <w:t xml:space="preserve">Avalonia + </w:t>
-      </w:r>
-      <w:proofErr w:type="spellStart"/>
-      <w:r>
-        <w:t>Avalonia.FuncUI</w:t>
-      </w:r>
-      <w:proofErr w:type="spellEnd"/>
-      <w:r>
-        <w:t>` - any project that start</w:t>
-      </w:r>
-      <w:r>
-        <w:t>s</w:t>
-      </w:r>
-      <w:r>
-        <w:t xml:space="preserve"> </w:t>
-      </w:r>
-      <w:r>
-        <w:t>with</w:t>
-      </w:r>
-      <w:r>
-        <w:t xml:space="preserve"> any political statement is a no go</w:t>
-      </w:r>
-      <w:r>
-        <w:t xml:space="preserve">. </w:t>
-      </w:r>
-      <w:proofErr w:type="gramStart"/>
-      <w:r>
-        <w:t>So</w:t>
-      </w:r>
-      <w:proofErr w:type="gramEnd"/>
-      <w:r>
-        <w:t xml:space="preserve"> cloning and then auditing the code is the only option if we go this way</w:t>
+        <w:t xml:space="preserve">Explain to me why Avalonia OR </w:t>
+      </w:r>
+      <w:r>
+        <w:t>`</w:t>
+      </w:r>
+      <w:r>
+        <w:t>Avalonia + Avalonia.FuncUI</w:t>
+      </w:r>
+      <w:r>
+        <w:t>`</w:t>
+      </w:r>
+      <w:r>
+        <w:t xml:space="preserve"> is better than WinForms?</w:t>
+      </w:r>
+      <w:r>
+        <w:t xml:space="preserve"> How good is LLM generation for Avalonia?</w:t>
+      </w:r>
+    </w:p>
+    <w:p/>
+    <w:p>
+      <w:r>
+        <w:t>I want LLMs to follow this document: `</w:t>
+      </w:r>
+      <w:r>
+        <w:t>C:\GitHub\AI-Strategy-Generator\.constitution-md</w:t>
+      </w:r>
+      <w:r>
+        <w:t xml:space="preserve">`. How suitable is Avalonia for that approach? </w:t>
+      </w:r>
+    </w:p>
+    <w:p/>
+    <w:p>
+      <w:r>
+        <w:t>`</w:t>
+      </w:r>
+      <w:r>
+        <w:t>3. Numerical optimization library — the hard question</w:t>
+      </w:r>
+      <w:r>
+        <w:t>`</w:t>
+      </w:r>
+    </w:p>
+    <w:p>
+      <w:r>
+        <w:t xml:space="preserve">ExtremeOptimization is very bad. I’ve been filing bugs with them every moment I touched it and given that it is a proprietary library, </w:t>
+      </w:r>
+      <w:r>
+        <w:t>fixing</w:t>
+      </w:r>
+      <w:r>
+        <w:t xml:space="preserve"> it at home is not possible. </w:t>
+      </w:r>
+      <w:r>
+        <w:t xml:space="preserve">I would not trust it any serios numerical calculations. </w:t>
+      </w:r>
+      <w:r>
+        <w:t xml:space="preserve">ALGLIB is good, but ODE support is very </w:t>
+      </w:r>
+      <w:r>
+        <w:t>weak,</w:t>
+      </w:r>
+      <w:r>
+        <w:t xml:space="preserve"> and </w:t>
+      </w:r>
+      <w:r>
+        <w:t xml:space="preserve">I have not tested their </w:t>
+      </w:r>
+      <w:r>
+        <w:t>optimization</w:t>
+      </w:r>
+      <w:r>
+        <w:t xml:space="preserve"> in detail</w:t>
       </w:r>
       <w:r>
         <w:t>.</w:t>
       </w:r>
       <w:r>
-        <w:t xml:space="preserve"> What is easier from the LLM point of view: write purely in F# (that’s </w:t>
-      </w:r>
-      <w:r>
-        <w:t>`</w:t>
-      </w:r>
-      <w:r>
-        <w:t xml:space="preserve">Avalonia + </w:t>
-      </w:r>
-      <w:proofErr w:type="spellStart"/>
-      <w:r>
-        <w:t>Avalonia.FuncUI</w:t>
-      </w:r>
-      <w:proofErr w:type="spellEnd"/>
-      <w:r>
-        <w:t xml:space="preserve"> clone</w:t>
-      </w:r>
-      <w:r>
-        <w:t>`</w:t>
-      </w:r>
-      <w:r>
-        <w:t xml:space="preserve">) OR use just Avalonia (C#) + F# as a backend? Also check if </w:t>
-      </w:r>
-      <w:proofErr w:type="spellStart"/>
-      <w:r>
-        <w:t>Avalonia.FuncUI</w:t>
-      </w:r>
-      <w:proofErr w:type="spellEnd"/>
-      <w:r>
-        <w:t xml:space="preserve"> is cloned, then can it be used in commercial applications?</w:t>
+        <w:t xml:space="preserve"> T</w:t>
+      </w:r>
+      <w:r>
+        <w:t>he SUNDIALS E0337 trap</w:t>
+      </w:r>
+      <w:r>
+        <w:t xml:space="preserve"> is likely solved. Check the web.</w:t>
+      </w:r>
+    </w:p>
+    <w:p>
+      <w:r>
+        <w:t>With all of the above, I</w:t>
+      </w:r>
+      <w:r>
+        <w:t xml:space="preserve"> am inclined to </w:t>
+      </w:r>
+      <w:r>
+        <w:t xml:space="preserve">start with ALGLIB (I already refence their package somewhere) but completely abstract it away so that it could be easily swapped if not delivering. </w:t>
       </w:r>
     </w:p>
     <w:p/>
     <w:p>
       <w:r>
-        <w:t xml:space="preserve">Explain to me why Avalonia OR </w:t>
-      </w:r>
-      <w:r>
-        <w:t>`</w:t>
-      </w:r>
-      <w:r>
-        <w:t xml:space="preserve">Avalonia + </w:t>
-      </w:r>
-      <w:proofErr w:type="spellStart"/>
-      <w:r>
-        <w:t>Avalonia.FuncUI</w:t>
-      </w:r>
-      <w:proofErr w:type="spellEnd"/>
-      <w:r>
-        <w:t>`</w:t>
-      </w:r>
-      <w:r>
-        <w:t xml:space="preserve"> is better than WinForms?</w:t>
-      </w:r>
-      <w:r>
-        <w:t xml:space="preserve"> How good is LLM generation for Avalonia?</w:t>
+        <w:t xml:space="preserve">Write me answers into </w:t>
+      </w:r>
+      <w:r>
+        <w:t>C:\GitHub\Berreman\Temp\00</w:t>
+      </w:r>
+      <w:r>
+        <w:t>8</w:t>
+      </w:r>
+      <w:r>
+        <w:t>-storage-ui-and-optimization-tech-stack.md</w:t>
+      </w:r>
+      <w:r>
+        <w:t>. Make no other changes.</w:t>
       </w:r>
     </w:p>
     <w:p/>
     <w:p>
       <w:r>
-        <w:t>I want LLMs to follow this document: `</w:t>
-      </w:r>
-      <w:r>
-        <w:t>C:\GitHub\AI-Strategy-Generator\.constitution-md</w:t>
-      </w:r>
-      <w:r>
-        <w:t xml:space="preserve">`. How suitable is Avalonia for that approach? </w:t>
-      </w:r>
-    </w:p>
-    <w:p/>
-    <w:p>
-      <w:r>
-        <w:t>`</w:t>
-      </w:r>
-      <w:r>
-        <w:t>3. Numerical optimization library — the hard question</w:t>
-      </w:r>
-      <w:r>
-        <w:t>`</w:t>
-      </w:r>
-    </w:p>
-    <w:p>
-      <w:proofErr w:type="spellStart"/>
-      <w:r>
-        <w:t>ExtremeOptimization</w:t>
-      </w:r>
-      <w:proofErr w:type="spellEnd"/>
-      <w:r>
-        <w:t xml:space="preserve"> is very bad. I’ve been filing bugs with them every moment I </w:t>
-      </w:r>
-      <w:proofErr w:type="gramStart"/>
-      <w:r>
-        <w:t>touched</w:t>
-      </w:r>
-      <w:proofErr w:type="gramEnd"/>
-      <w:r>
-        <w:t xml:space="preserve"> </w:t>
-      </w:r>
-      <w:proofErr w:type="gramStart"/>
-      <w:r>
-        <w:t>it</w:t>
-      </w:r>
-      <w:proofErr w:type="gramEnd"/>
-      <w:r>
-        <w:t xml:space="preserve"> and given that it is a proprietary library, </w:t>
-      </w:r>
-      <w:r>
-        <w:t>fixing</w:t>
-      </w:r>
-      <w:r>
-        <w:t xml:space="preserve"> it at home is not possible. </w:t>
-      </w:r>
-      <w:r>
-        <w:t xml:space="preserve">I would not </w:t>
-      </w:r>
-      <w:proofErr w:type="gramStart"/>
-      <w:r>
-        <w:t>trust it</w:t>
-      </w:r>
-      <w:proofErr w:type="gramEnd"/>
-      <w:r>
-        <w:t xml:space="preserve"> any serios numerical calculations. </w:t>
-      </w:r>
-      <w:r>
-        <w:t xml:space="preserve">ALGLIB is good, but ODE support is very </w:t>
-      </w:r>
-      <w:r>
-        <w:t>weak,</w:t>
-      </w:r>
-      <w:r>
-        <w:t xml:space="preserve"> and </w:t>
-      </w:r>
-      <w:r>
-        <w:t xml:space="preserve">I have not tested their </w:t>
-      </w:r>
-      <w:r>
-        <w:t>optimization</w:t>
-      </w:r>
-      <w:r>
-        <w:t xml:space="preserve"> in detail</w:t>
-      </w:r>
-      <w:r>
-        <w:t>.</w:t>
-      </w:r>
-      <w:r>
-        <w:t xml:space="preserve"> T</w:t>
-      </w:r>
-      <w:r>
-        <w:t>he SUNDIALS E0337 trap</w:t>
-      </w:r>
-      <w:r>
-        <w:t xml:space="preserve"> is likely solved. Check the web.</w:t>
-      </w:r>
-    </w:p>
-    <w:p>
-      <w:r>
-        <w:t xml:space="preserve">With </w:t>
-      </w:r>
-      <w:proofErr w:type="gramStart"/>
-      <w:r>
-        <w:t>all of</w:t>
-      </w:r>
-      <w:proofErr w:type="gramEnd"/>
-      <w:r>
-        <w:t xml:space="preserve"> the above, I</w:t>
-      </w:r>
-      <w:r>
-        <w:t xml:space="preserve"> am inclined to </w:t>
-      </w:r>
-      <w:r>
-        <w:t xml:space="preserve">start with ALGLIB (I already </w:t>
-      </w:r>
-      <w:proofErr w:type="gramStart"/>
-      <w:r>
-        <w:t>refence</w:t>
-      </w:r>
-      <w:proofErr w:type="gramEnd"/>
-      <w:r>
-        <w:t xml:space="preserve"> their package somewhere) but completely abstract it away so that it could be easily swapped if not </w:t>
-      </w:r>
-      <w:proofErr w:type="gramStart"/>
-      <w:r>
-        <w:t>delivering</w:t>
-      </w:r>
-      <w:proofErr w:type="gramEnd"/>
-      <w:r>
-        <w:t xml:space="preserve">. </w:t>
-      </w:r>
-    </w:p>
-    <w:p/>
-    <w:p>
-      <w:r>
-        <w:t xml:space="preserve">Write me answers into </w:t>
-      </w:r>
-      <w:r>
-        <w:t>C:\GitHub\Berreman\Temp\00</w:t>
-      </w:r>
-      <w:r>
-        <w:t>8</w:t>
-      </w:r>
-      <w:r>
-        <w:t>-storage-ui-and-optimization-tech-stack.md</w:t>
-      </w:r>
-      <w:r>
-        <w:t>. Make no other changes.</w:t>
-      </w:r>
-    </w:p>
-    <w:p/>
-    <w:p>
-      <w:r>
-        <w:t xml:space="preserve">The repo is using a </w:t>
-      </w:r>
-      <w:proofErr w:type="gramStart"/>
-      <w:r>
-        <w:t>clone of Math Net</w:t>
-      </w:r>
-      <w:proofErr w:type="gramEnd"/>
-      <w:r>
-        <w:t xml:space="preserve"> because of the bug there. Check if ALGLIB supports the functionality that this repo needs and update 008.</w:t>
+        <w:t>The repo is using a clone of Math Net because of the bug there. Check if ALGLIB supports the functionality that this repo needs and update 008.</w:t>
       </w:r>
     </w:p>
     <w:p/>
@@ -833,13 +636,9 @@
       <w:r>
         <w:t xml:space="preserve"> so that it goes to my repo AND rename it into </w:t>
       </w:r>
-      <w:proofErr w:type="spellStart"/>
-      <w:proofErr w:type="gramStart"/>
       <w:r>
         <w:t>Avalonia.FuncUI.Clone</w:t>
       </w:r>
-      <w:proofErr w:type="spellEnd"/>
-      <w:proofErr w:type="gramEnd"/>
       <w:r>
         <w:t xml:space="preserve">? Provide detailed instruction into </w:t>
       </w:r>
@@ -859,53 +658,32 @@
         <w:t xml:space="preserve"> We currently use NET 10.</w:t>
       </w:r>
       <w:r>
+        <w:t xml:space="preserve"> MatrixExp is written in this repo. EVD is what’s holding. Use `.binz` extension for zipped binary. Specify that </w:t>
+      </w:r>
+      <w:r>
+        <w:t xml:space="preserve">a clone of </w:t>
+      </w:r>
+      <w:r>
+        <w:t>FuncUI</w:t>
+      </w:r>
+      <w:r>
+        <w:t xml:space="preserve">: </w:t>
+      </w:r>
+      <w:r>
+        <w:t>C:\GitHub\Avalonia.FuncUI.Clone\</w:t>
+      </w:r>
+      <w:r>
+        <w:t xml:space="preserve"> must be </w:t>
+      </w:r>
+      <w:r>
+        <w:t>audit</w:t>
+      </w:r>
+      <w:r>
+        <w:t>ed</w:t>
+      </w:r>
+      <w:r>
         <w:t xml:space="preserve"> </w:t>
       </w:r>
-      <w:proofErr w:type="spellStart"/>
-      <w:r>
-        <w:t>MatrixExp</w:t>
-      </w:r>
-      <w:proofErr w:type="spellEnd"/>
-      <w:r>
-        <w:t xml:space="preserve"> is written in this repo. EVD is what’s holding. Use </w:t>
-      </w:r>
-      <w:proofErr w:type="gramStart"/>
-      <w:r>
-        <w:t>`.</w:t>
-      </w:r>
-      <w:proofErr w:type="spellStart"/>
-      <w:r>
-        <w:t>binz</w:t>
-      </w:r>
-      <w:proofErr w:type="spellEnd"/>
-      <w:proofErr w:type="gramEnd"/>
-      <w:r>
-        <w:t xml:space="preserve">` extension for zipped binary. Specify that </w:t>
-      </w:r>
-      <w:r>
-        <w:t xml:space="preserve">a clone of </w:t>
-      </w:r>
-      <w:r>
-        <w:t>FuncUI</w:t>
-      </w:r>
-      <w:r>
-        <w:t xml:space="preserve">: </w:t>
-      </w:r>
-      <w:r>
-        <w:t>C:\GitHub\Avalonia.FuncUI.Clone\</w:t>
-      </w:r>
-      <w:r>
-        <w:t xml:space="preserve"> must be </w:t>
-      </w:r>
-      <w:r>
-        <w:t>audit</w:t>
-      </w:r>
-      <w:r>
-        <w:t>ed</w:t>
-      </w:r>
-      <w:r>
-        <w:t xml:space="preserve"> </w:t>
-      </w:r>
       <w:r>
         <w:t xml:space="preserve">for </w:t>
       </w:r>
@@ -925,13 +703,8 @@
         <w:t>r</w:t>
       </w:r>
       <w:r>
-        <w:t xml:space="preserve">ed </w:t>
-      </w:r>
-      <w:proofErr w:type="gramStart"/>
-      <w:r>
-        <w:t>out</w:t>
-      </w:r>
-      <w:proofErr w:type="gramEnd"/>
+        <w:t>ed out</w:t>
+      </w:r>
       <w:r>
         <w:t>.</w:t>
       </w:r>
@@ -988,13 +761,8 @@
         <w:t>No `</w:t>
       </w:r>
       <w:r>
-        <w:t xml:space="preserve">The replacement target for EVD is native LAPACK </w:t>
-      </w:r>
-      <w:proofErr w:type="spellStart"/>
-      <w:r>
-        <w:t>zgeev</w:t>
-      </w:r>
-      <w:proofErr w:type="spellEnd"/>
+        <w:t>The replacement target for EVD is native LAPACK zgeev</w:t>
+      </w:r>
       <w:r>
         <w:t>…`</w:t>
       </w:r>
@@ -1012,6 +780,57 @@
     <w:p>
       <w:r>
         <w:t>Update the document.</w:t>
+      </w:r>
+    </w:p>
+    <w:p/>
+    <w:p>
+      <w:r>
+        <w:br w:type="page"/>
+      </w:r>
+    </w:p>
+    <w:p>
+      <w:r>
+        <w:lastRenderedPageBreak/>
+        <w:t>The piece that is missing / unclear in</w:t>
+      </w:r>
+      <w:r>
+        <w:t xml:space="preserve"> </w:t>
+      </w:r>
+      <w:r>
+        <w:t>C:\GitHub\Berreman\Temp\010-optical-constructor-spec-and-tech-stack.md</w:t>
+      </w:r>
+      <w:r>
+        <w:t xml:space="preserve"> =&gt;</w:t>
+      </w:r>
+      <w:r>
+        <w:t xml:space="preserve"> `</w:t>
+      </w:r>
+      <w:r>
+        <w:t>Part II — Agreed feature set</w:t>
+      </w:r>
+      <w:r>
+        <w:t>` =&gt; `</w:t>
+      </w:r>
+      <w:r>
+        <w:t>1. Optical-system construction &amp; UI</w:t>
+      </w:r>
+      <w:r>
+        <w:t>` =&gt; `</w:t>
+      </w:r>
+      <w:r>
+        <w:t>Compose an end-to-end optical system from elements</w:t>
+      </w:r>
+      <w:r>
+        <w:t>` is that the system might be fairly complicated with multiple elements. Almost any element (unless it is classified as a mirror) has reflected and transmitted light and we can put elements in front of either one (mirrors, by design, will only support reflected light – meaning that we do not care about transmitted light even though some light could get through).</w:t>
+      </w:r>
+      <w:r>
+        <w:t xml:space="preserve"> This is a fairly known </w:t>
+      </w:r>
+      <w:r>
+        <w:t>and important functionality</w:t>
+      </w:r>
+      <w:r>
+        <w:t>. Look up the web and update the document.</w:t>
       </w:r>
     </w:p>
     <w:sectPr>

--- a/Temp/000-comments.docx
+++ b/Temp/000-comments.docx
@@ -831,6 +831,33 @@
       </w:r>
       <w:r>
         <w:t>. Look up the web and update the document.</w:t>
+      </w:r>
+    </w:p>
+    <w:p/>
+    <w:p>
+      <w:r>
+        <w:t xml:space="preserve">Read the preliminary research: </w:t>
+      </w:r>
+      <w:r>
+        <w:t>`</w:t>
+      </w:r>
+      <w:r>
+        <w:t>C:\GitHub\Berreman\specs\0022\.manual\010-optical-constructor-spec-and-tech-stack.md</w:t>
+      </w:r>
+      <w:r>
+        <w:t>`</w:t>
+      </w:r>
+      <w:r>
+        <w:t xml:space="preserve">, </w:t>
+      </w:r>
+      <w:r>
+        <w:t xml:space="preserve">analyze the code here, </w:t>
+      </w:r>
+      <w:r>
+        <w:t xml:space="preserve">look up the web and provided references </w:t>
+      </w:r>
+      <w:r>
+        <w:t>in the preliminary research, then write a spec.</w:t>
       </w:r>
     </w:p>
     <w:sectPr>

--- a/Temp/000-comments.docx
+++ b/Temp/000-comments.docx
@@ -831,6 +831,36 @@
       </w:r>
       <w:r>
         <w:t>. Look up the web and update the document.</w:t>
+      </w:r>
+    </w:p>
+    <w:p/>
+    <w:p>
+      <w:r>
+        <w:t xml:space="preserve">OK, I have a preliminary spec: </w:t>
+      </w:r>
+      <w:r>
+        <w:t>`</w:t>
+      </w:r>
+      <w:r>
+        <w:t>C:\GitHub\Berreman\specs\0022\.manual\010-optical-constructor-spec-and-tech-stack.md</w:t>
+      </w:r>
+      <w:r>
+        <w:t>`</w:t>
+      </w:r>
+      <w:r>
+        <w:t>. It is large and so a spec-writer fails to deliver the whole spec. So, the work on it must be split into pieces starting from high level architecture and then working out the details. This is exactly the size of work that could benefit from workflow. Write me a user prompt for the spec-writer (the code is here: `</w:t>
+      </w:r>
+      <w:r>
+        <w:t>C:\GitHub\AI-Strategy-Generator\</w:t>
+      </w:r>
+      <w:r>
+        <w:t>)` into `</w:t>
+      </w:r>
+      <w:r>
+        <w:t>C:\GitHub\Berreman\Temp\</w:t>
+      </w:r>
+      <w:r>
+        <w:t>011-&lt;description&gt;.md`. Do not execute the workflow.</w:t>
       </w:r>
     </w:p>
     <w:p/>

--- a/Temp/000-comments.docx
+++ b/Temp/000-comments.docx
@@ -861,6 +861,21 @@
       </w:r>
       <w:r>
         <w:t>011-&lt;description&gt;.md`. Do not execute the workflow.</w:t>
+      </w:r>
+    </w:p>
+    <w:p/>
+    <w:p>
+      <w:r>
+        <w:t xml:space="preserve">It looks like you used the spec-writer system + use prompts and simply wrote a prompt to be fed directly to the session, NOT to the spec-writer tool. Also I see that the prompt is asking for a user to perform a final assembly but the idea was to do an init / map / reduce -like approach with the first step (init) is to work out the architecture, then perform a map - work out spec pieces (that’s where workflow comes to mind), and then perform reduce - that is combine the pieces together and workout the inconsistencies all by the agent running under the spec-writer tool and without user intervention. If this is a viable approach, then update </w:t>
+      </w:r>
+      <w:r>
+        <w:t>C:\GitHub\Berreman\Temp\011-optical-constructor-spec-writer-prompt.md</w:t>
+      </w:r>
+      <w:r>
+        <w:t>. Otherwise advise what is a viable approach</w:t>
+      </w:r>
+      <w:r>
+        <w:t>?</w:t>
       </w:r>
     </w:p>
     <w:p/>
